--- a/DBTUNING/ch25_ASH샘플링추적/ch25_실습문제_추가서술형_정답.docx
+++ b/DBTUNING/ch25_ASH샘플링추적/ch25_실습문제_추가서술형_정답.docx
@@ -7,7 +7,7 @@
         <w:pStyle w:val="Heading1"/>
       </w:pPr>
       <w:r>
-        <w:t>제10장  ASH — 샘플링 데이터로 특정 시점 추적 — 추가 실습문제 모범답안</w:t>
+        <w:t>제ch25  ASH — 샘플링 데이터로 특정 시점 추적 — 추가 실습문제 모범답안</w:t>
       </w:r>
     </w:p>
     <w:p>
@@ -293,7 +293,7 @@
           <w:b w:val="0"/>
           <w:sz w:val="21"/>
         </w:rPr>
-        <w:t>모범답안: 그 세션의 SESSION_ID와 SESSION_SERIAL#로 조건을 걸고 SAMPLE_TIME 순으로 조회해 상태 변화(ON CPU/WAITING과 EVENT)를 시간축에 펼친다. 어느 시각에 어떤 이벤트로 멈췄는지 확인한다. WAITING 샘플의 BLOCKING_SESSION이 채워져 있으면 그 세션이 다른 세션에 막힌 것이므로, 블로커 세션을 이어서 추적해(14장) 근본 원인을 찾는다.</w:t>
+        <w:t>모범답안: 그 세션의 SESSION_ID와 SESSION_SERIAL#로 조건을 걸고 SAMPLE_TIME 순으로 조회해 상태 변화(ON CPU/WAITING과 EVENT)를 시간축에 펼친다. 어느 시각에 어떤 이벤트로 멈췄는지 확인한다. WAITING 샘플의 BLOCKING_SESSION이 채워져 있으면 그 세션이 다른 세션에 막힌 것이므로, 블로커 세션을 이어서 추적해(ch27) 근본 원인을 찾는다.</w:t>
       </w:r>
     </w:p>
     <w:p>

--- a/DBTUNING/ch25_ASH샘플링추적/ch25_실습문제_추가서술형_정답.docx
+++ b/DBTUNING/ch25_ASH샘플링추적/ch25_실습문제_추가서술형_정답.docx
@@ -7,7 +7,7 @@
         <w:pStyle w:val="Heading1"/>
       </w:pPr>
       <w:r>
-        <w:t>제ch25  ASH — 샘플링 데이터로 특정 시점 추적 — 추가 실습문제 모범답안</w:t>
+        <w:t>ch25  ASH — 샘플링 데이터로 특정 시점 추적 — 추가 실습문제 모범답안</w:t>
       </w:r>
     </w:p>
     <w:p>
